--- a/Bases de Datos II/Kit docente/Clase 2/Quiz Clase 2 - CLAVE DOCENTE.docx
+++ b/Bases de Datos II/Kit docente/Clase 2/Quiz Clase 2 - CLAVE DOCENTE.docx
@@ -148,7 +148,7 @@
           <w:color w:val="2B2B2B"/>
           <w:sz w:val="20"/>
         </w:rPr>
-        <w:t>7. [Abierta] Ej. app_vetcare: EXECUTE procs; lector_agenda: SELECT cita/mascota.</w:t>
+        <w:t>7. [Abierta] Ej. app_clinica: EXECUTE procs; lector_agenda: SELECT cita/mascota.</w:t>
       </w:r>
     </w:p>
     <w:p>
